--- a/Inspect_and_clean_the_data.docx
+++ b/Inspect_and_clean_the_data.docx
@@ -78,7 +78,7 @@
               <w:br/>
               <w:t>Branch URL: https://github.com/betakappa123/cpg-global-entry-strategy/tree/cleaning-ben</w:t>
               <w:br/>
-              <w:t>Commit ID: afdfe60bf84efeae7688d00dd1fce84483c9c244</w:t>
+              <w:t>Commit ID: 2aed78ef9d47b90312ded60227b5c897ee439f74</w:t>
               <w:br/>
               <w:t>Notebook Artifact: DATA/Datacleaner.ipynb | Clean Datasets: DATA/clean/</w:t>
             </w:r>
